--- a/docs/ICD初稿-20261008.docx
+++ b/docs/ICD初稿-20261008.docx
@@ -6379,55 +6379,55 @@
               <w:rPr>
                 <w:lang w:eastAsia="zh-CN"/>
               </w:rPr>
-              <w:t>高</w:t>
-            </w:r>
-            <w:r>
-              <w:rPr>
-                <w:lang w:eastAsia="zh-CN"/>
-              </w:rPr>
-              <w:t>8</w:t>
-            </w:r>
-            <w:r>
-              <w:rPr>
-                <w:lang w:eastAsia="zh-CN"/>
-              </w:rPr>
-              <w:t>位表示主版本号，低</w:t>
-            </w:r>
-            <w:r>
-              <w:rPr>
-                <w:lang w:eastAsia="zh-CN"/>
-              </w:rPr>
-              <w:t>8</w:t>
-            </w:r>
-            <w:r>
-              <w:rPr>
-                <w:lang w:eastAsia="zh-CN"/>
-              </w:rPr>
-              <w:t>位表示小版本号。例如</w:t>
-            </w:r>
-            <w:r>
-              <w:rPr>
-                <w:lang w:eastAsia="zh-CN"/>
-              </w:rPr>
-              <w:t>2.01</w:t>
-            </w:r>
-            <w:r>
-              <w:rPr>
-                <w:lang w:eastAsia="zh-CN"/>
-              </w:rPr>
-              <w:t>版，表示为</w:t>
-            </w:r>
-            <w:r>
-              <w:rPr>
-                <w:lang w:eastAsia="zh-CN"/>
-              </w:rPr>
-              <w:t>0x0201</w:t>
-            </w:r>
-            <w:r>
-              <w:rPr>
-                <w:lang w:eastAsia="zh-CN"/>
-              </w:rPr>
-              <w:t>。</w:t>
+              <w:t>uint16小端。bit15～12主版本、bit11～8次版本、bit7～0修订号（4+4+8）。v1.0.3→0x1003，先03后10。</w:t>
+            </w:r>
+            <w:r>
+              <w:rPr>
+                <w:lang w:eastAsia="zh-CN"/>
+              </w:rPr>
+              <w:t/>
+            </w:r>
+            <w:r>
+              <w:rPr>
+                <w:lang w:eastAsia="zh-CN"/>
+              </w:rPr>
+              <w:t/>
+            </w:r>
+            <w:r>
+              <w:rPr>
+                <w:lang w:eastAsia="zh-CN"/>
+              </w:rPr>
+              <w:t/>
+            </w:r>
+            <w:r>
+              <w:rPr>
+                <w:lang w:eastAsia="zh-CN"/>
+              </w:rPr>
+              <w:t/>
+            </w:r>
+            <w:r>
+              <w:rPr>
+                <w:lang w:eastAsia="zh-CN"/>
+              </w:rPr>
+              <w:t/>
+            </w:r>
+            <w:r>
+              <w:rPr>
+                <w:lang w:eastAsia="zh-CN"/>
+              </w:rPr>
+              <w:t/>
+            </w:r>
+            <w:r>
+              <w:rPr>
+                <w:lang w:eastAsia="zh-CN"/>
+              </w:rPr>
+              <w:t/>
+            </w:r>
+            <w:r>
+              <w:rPr>
+                <w:lang w:eastAsia="zh-CN"/>
+              </w:rPr>
+              <w:t/>
             </w:r>
           </w:p>
         </w:tc>
@@ -6663,14 +6663,14 @@
               <w:rPr>
                 <w:lang w:eastAsia="zh-CN"/>
               </w:rPr>
-              <w:t>编译器生成的校验码</w:t>
+              <w:t>SHA-256(SHA256SUMS)前16位，uint16小端；完整摘要用于验收。例摘要abcd…→0xABCD，先CD后AB。</w:t>
             </w:r>
             <w:r>
               <w:rPr>
                 <w:lang w:eastAsia="zh-CN"/>
               </w:rPr>
               <w:br/>
-              <w:t>0xABCD</w:t>
+              <w:t/>
             </w:r>
           </w:p>
         </w:tc>
